--- a/curriculum/reveal-documents/unit-3/teacher/unit-3-test-version-b.docx
+++ b/curriculum/reveal-documents/unit-3/teacher/unit-3-test-version-b.docx
@@ -4,6 +4,7 @@
   <w:body>
     <w:p>
       <w:pPr>
+        <w:pStyle w:val="Heading1"/>
         <w:spacing w:after="0"/>
       </w:pPr>
       <w:r>
@@ -38,64 +39,7 @@
         <w:spacing w:after="0"/>
       </w:pPr>
       <w:r>
-        <w:rPr>
-          <w:rFonts w:ascii="Arial" w:cs="Arial" w:eastAsia="Arial" w:hAnsi="Arial"/>
-          <w:b/>
-          <w:bCs/>
-          <w:sz w:val="22"/>
-          <w:szCs w:val="22"/>
-        </w:rPr>
-        <w:t xml:space="preserve">Questions: </w:t>
-      </w:r>
-      <w:r>
-        <w:rPr>
-          <w:rFonts w:ascii="Arial" w:cs="Arial" w:eastAsia="Arial" w:hAnsi="Arial"/>
-          <w:sz w:val="22"/>
-          <w:szCs w:val="22"/>
-        </w:rPr>
-        <w:t xml:space="preserve">13     </w:t>
-      </w:r>
-      <w:r>
-        <w:rPr>
-          <w:rFonts w:ascii="Arial" w:cs="Arial" w:eastAsia="Arial" w:hAnsi="Arial"/>
-          <w:b/>
-          <w:bCs/>
-          <w:sz w:val="22"/>
-          <w:szCs w:val="22"/>
-        </w:rPr>
-        <w:t xml:space="preserve">Total Points: </w:t>
-      </w:r>
-      <w:r>
-        <w:rPr>
-          <w:rFonts w:ascii="Arial" w:cs="Arial" w:eastAsia="Arial" w:hAnsi="Arial"/>
-          <w:sz w:val="22"/>
-          <w:szCs w:val="22"/>
-        </w:rPr>
-        <w:t xml:space="preserve">19.00</w:t>
-      </w:r>
-    </w:p>
-    <w:p>
-      <w:pPr>
-        <w:keepNext/>
-        <w:spacing w:after="0"/>
-      </w:pPr>
-      <w:r>
-        <w:rPr>
-          <w:rFonts w:ascii="Arial" w:cs="Arial" w:eastAsia="Arial" w:hAnsi="Arial"/>
-          <w:b/>
-          <w:bCs/>
-          <w:sz w:val="22"/>
-          <w:szCs w:val="22"/>
-        </w:rPr>
-        <w:t xml:space="preserve">Standards: </w:t>
-      </w:r>
-      <w:r>
-        <w:rPr>
-          <w:rFonts w:ascii="Arial" w:cs="Arial" w:eastAsia="Arial" w:hAnsi="Arial"/>
-          <w:sz w:val="20"/>
-          <w:szCs w:val="20"/>
-        </w:rPr>
-        <w:t xml:space="preserve">CCSS.Math.Content.6.RP.A.1   CCSS.Math.Content.6.RP.A.2   CCSS.Math.Content.6.RP.A.3.a   CCSS.Math.Content.6.RP.A.3.b   CCSS.Math.Content.6.RP.A.3.d</w:t>
+        <w:t>13 questions with linked parts · 19 points · Use the matching reference sheet.</w:t>
       </w:r>
     </w:p>
     <w:p>
@@ -108,6 +52,7 @@
     </w:p>
     <w:p>
       <w:pPr>
+        <w:pStyle w:val="Heading1"/>
         <w:keepNext/>
         <w:spacing w:after="0" w:before="0"/>
       </w:pPr>
@@ -126,87 +71,6 @@
     <w:p>
       <w:pPr>
         <w:keepNext/>
-        <w:pBdr>
-          <w:bottom w:val="single" w:color="CCCCCC" w:sz="6" w:space="4"/>
-        </w:pBdr>
-        <w:spacing w:after="0"/>
-      </w:pPr>
-      <w:r>
-        <w:rPr>
-          <w:rFonts w:ascii="Arial" w:cs="Arial" w:eastAsia="Arial" w:hAnsi="Arial"/>
-          <w:b/>
-          <w:bCs/>
-          <w:sz w:val="22"/>
-          <w:szCs w:val="22"/>
-        </w:rPr>
-        <w:t xml:space="preserve">Type: </w:t>
-      </w:r>
-      <w:r>
-        <w:rPr>
-          <w:rFonts w:ascii="Arial" w:cs="Arial" w:eastAsia="Arial" w:hAnsi="Arial"/>
-          <w:sz w:val="22"/>
-          <w:szCs w:val="22"/>
-        </w:rPr>
-        <w:t xml:space="preserve">Fill-in-the-Blank</w:t>
-      </w:r>
-      <w:r>
-        <w:rPr>
-          <w:rFonts w:ascii="Arial" w:cs="Arial" w:eastAsia="Arial" w:hAnsi="Arial"/>
-          <w:b/>
-          <w:bCs/>
-          <w:sz w:val="22"/>
-          <w:szCs w:val="22"/>
-        </w:rPr>
-        <w:t xml:space="preserve">     DOK: </w:t>
-      </w:r>
-      <w:r>
-        <w:rPr>
-          <w:rFonts w:ascii="Arial" w:cs="Arial" w:eastAsia="Arial" w:hAnsi="Arial"/>
-          <w:sz w:val="22"/>
-          <w:szCs w:val="22"/>
-        </w:rPr>
-        <w:t xml:space="preserve">1</w:t>
-      </w:r>
-      <w:r>
-        <w:rPr>
-          <w:rFonts w:ascii="Arial" w:cs="Arial" w:eastAsia="Arial" w:hAnsi="Arial"/>
-          <w:b/>
-          <w:bCs/>
-          <w:sz w:val="22"/>
-          <w:szCs w:val="22"/>
-        </w:rPr>
-        <w:t xml:space="preserve">     Standards: </w:t>
-      </w:r>
-      <w:r>
-        <w:rPr>
-          <w:rFonts w:ascii="Arial" w:cs="Arial" w:eastAsia="Arial" w:hAnsi="Arial"/>
-          <w:sz w:val="22"/>
-          <w:szCs w:val="22"/>
-        </w:rPr>
-        <w:t xml:space="preserve">CCSS.Math.Content.6.RP.A.1</w:t>
-      </w:r>
-      <w:r>
-        <w:rPr>
-          <w:rFonts w:ascii="Arial" w:cs="Arial" w:eastAsia="Arial" w:hAnsi="Arial"/>
-          <w:b/>
-          <w:bCs/>
-          <w:sz w:val="22"/>
-          <w:szCs w:val="22"/>
-        </w:rPr>
-        <w:t xml:space="preserve">     Points: </w:t>
-      </w:r>
-      <w:r>
-        <w:rPr>
-          <w:rFonts w:ascii="Arial" w:cs="Arial" w:eastAsia="Arial" w:hAnsi="Arial"/>
-          <w:sz w:val="22"/>
-          <w:szCs w:val="22"/>
-        </w:rPr>
-        <w:t xml:space="preserve">1</w:t>
-      </w:r>
-    </w:p>
-    <w:p>
-      <w:pPr>
-        <w:keepNext/>
         <w:spacing w:after="0"/>
       </w:pPr>
       <w:r>
@@ -253,6 +117,7 @@
     </w:p>
     <w:p>
       <w:pPr>
+        <w:pStyle w:val="Heading1"/>
         <w:keepNext/>
         <w:spacing w:after="0" w:before="0"/>
       </w:pPr>
@@ -275,87 +140,6 @@
           <w:szCs w:val="20"/>
         </w:rPr>
         <w:t xml:space="preserve">   (linked: 2B)</w:t>
-      </w:r>
-    </w:p>
-    <w:p>
-      <w:pPr>
-        <w:keepNext/>
-        <w:pBdr>
-          <w:bottom w:val="single" w:color="CCCCCC" w:sz="6" w:space="4"/>
-        </w:pBdr>
-        <w:spacing w:after="0"/>
-      </w:pPr>
-      <w:r>
-        <w:rPr>
-          <w:rFonts w:ascii="Arial" w:cs="Arial" w:eastAsia="Arial" w:hAnsi="Arial"/>
-          <w:b/>
-          <w:bCs/>
-          <w:sz w:val="22"/>
-          <w:szCs w:val="22"/>
-        </w:rPr>
-        <w:t xml:space="preserve">Type: </w:t>
-      </w:r>
-      <w:r>
-        <w:rPr>
-          <w:rFonts w:ascii="Arial" w:cs="Arial" w:eastAsia="Arial" w:hAnsi="Arial"/>
-          <w:sz w:val="22"/>
-          <w:szCs w:val="22"/>
-        </w:rPr>
-        <w:t xml:space="preserve">Equation Entry</w:t>
-      </w:r>
-      <w:r>
-        <w:rPr>
-          <w:rFonts w:ascii="Arial" w:cs="Arial" w:eastAsia="Arial" w:hAnsi="Arial"/>
-          <w:b/>
-          <w:bCs/>
-          <w:sz w:val="22"/>
-          <w:szCs w:val="22"/>
-        </w:rPr>
-        <w:t xml:space="preserve">     DOK: </w:t>
-      </w:r>
-      <w:r>
-        <w:rPr>
-          <w:rFonts w:ascii="Arial" w:cs="Arial" w:eastAsia="Arial" w:hAnsi="Arial"/>
-          <w:sz w:val="22"/>
-          <w:szCs w:val="22"/>
-        </w:rPr>
-        <w:t xml:space="preserve">2</w:t>
-      </w:r>
-      <w:r>
-        <w:rPr>
-          <w:rFonts w:ascii="Arial" w:cs="Arial" w:eastAsia="Arial" w:hAnsi="Arial"/>
-          <w:b/>
-          <w:bCs/>
-          <w:sz w:val="22"/>
-          <w:szCs w:val="22"/>
-        </w:rPr>
-        <w:t xml:space="preserve">     Standards: </w:t>
-      </w:r>
-      <w:r>
-        <w:rPr>
-          <w:rFonts w:ascii="Arial" w:cs="Arial" w:eastAsia="Arial" w:hAnsi="Arial"/>
-          <w:sz w:val="22"/>
-          <w:szCs w:val="22"/>
-        </w:rPr>
-        <w:t xml:space="preserve">CCSS.Math.Content.6.RP.A.1</w:t>
-      </w:r>
-      <w:r>
-        <w:rPr>
-          <w:rFonts w:ascii="Arial" w:cs="Arial" w:eastAsia="Arial" w:hAnsi="Arial"/>
-          <w:b/>
-          <w:bCs/>
-          <w:sz w:val="22"/>
-          <w:szCs w:val="22"/>
-        </w:rPr>
-        <w:t xml:space="preserve">     Points: </w:t>
-      </w:r>
-      <w:r>
-        <w:rPr>
-          <w:rFonts w:ascii="Arial" w:cs="Arial" w:eastAsia="Arial" w:hAnsi="Arial"/>
-          <w:sz w:val="22"/>
-          <w:szCs w:val="22"/>
-        </w:rPr>
-        <w:t xml:space="preserve">1</w:t>
       </w:r>
     </w:p>
     <w:p>
@@ -769,6 +553,7 @@
     </w:p>
     <w:p>
       <w:pPr>
+        <w:pStyle w:val="Heading1"/>
         <w:keepNext/>
         <w:spacing w:after="0" w:before="0"/>
       </w:pPr>
@@ -796,87 +581,6 @@
     <w:p>
       <w:pPr>
         <w:keepNext/>
-        <w:pBdr>
-          <w:bottom w:val="single" w:color="CCCCCC" w:sz="6" w:space="4"/>
-        </w:pBdr>
-        <w:spacing w:after="0"/>
-      </w:pPr>
-      <w:r>
-        <w:rPr>
-          <w:rFonts w:ascii="Arial" w:cs="Arial" w:eastAsia="Arial" w:hAnsi="Arial"/>
-          <w:b/>
-          <w:bCs/>
-          <w:sz w:val="22"/>
-          <w:szCs w:val="22"/>
-        </w:rPr>
-        <w:t xml:space="preserve">Type: </w:t>
-      </w:r>
-      <w:r>
-        <w:rPr>
-          <w:rFonts w:ascii="Arial" w:cs="Arial" w:eastAsia="Arial" w:hAnsi="Arial"/>
-          <w:sz w:val="22"/>
-          <w:szCs w:val="22"/>
-        </w:rPr>
-        <w:t xml:space="preserve">Short Answer</w:t>
-      </w:r>
-      <w:r>
-        <w:rPr>
-          <w:rFonts w:ascii="Arial" w:cs="Arial" w:eastAsia="Arial" w:hAnsi="Arial"/>
-          <w:b/>
-          <w:bCs/>
-          <w:sz w:val="22"/>
-          <w:szCs w:val="22"/>
-        </w:rPr>
-        <w:t xml:space="preserve">     DOK: </w:t>
-      </w:r>
-      <w:r>
-        <w:rPr>
-          <w:rFonts w:ascii="Arial" w:cs="Arial" w:eastAsia="Arial" w:hAnsi="Arial"/>
-          <w:sz w:val="22"/>
-          <w:szCs w:val="22"/>
-        </w:rPr>
-        <w:t xml:space="preserve">2</w:t>
-      </w:r>
-      <w:r>
-        <w:rPr>
-          <w:rFonts w:ascii="Arial" w:cs="Arial" w:eastAsia="Arial" w:hAnsi="Arial"/>
-          <w:b/>
-          <w:bCs/>
-          <w:sz w:val="22"/>
-          <w:szCs w:val="22"/>
-        </w:rPr>
-        <w:t xml:space="preserve">     Standards: </w:t>
-      </w:r>
-      <w:r>
-        <w:rPr>
-          <w:rFonts w:ascii="Arial" w:cs="Arial" w:eastAsia="Arial" w:hAnsi="Arial"/>
-          <w:sz w:val="22"/>
-          <w:szCs w:val="22"/>
-        </w:rPr>
-        <w:t xml:space="preserve">CCSS.Math.Content.6.RP.A.1</w:t>
-      </w:r>
-      <w:r>
-        <w:rPr>
-          <w:rFonts w:ascii="Arial" w:cs="Arial" w:eastAsia="Arial" w:hAnsi="Arial"/>
-          <w:b/>
-          <w:bCs/>
-          <w:sz w:val="22"/>
-          <w:szCs w:val="22"/>
-        </w:rPr>
-        <w:t xml:space="preserve">     Points: </w:t>
-      </w:r>
-      <w:r>
-        <w:rPr>
-          <w:rFonts w:ascii="Arial" w:cs="Arial" w:eastAsia="Arial" w:hAnsi="Arial"/>
-          <w:sz w:val="22"/>
-          <w:szCs w:val="22"/>
-        </w:rPr>
-        <w:t xml:space="preserve">1</w:t>
-      </w:r>
-    </w:p>
-    <w:p>
-      <w:pPr>
-        <w:keepNext/>
         <w:spacing w:after="0"/>
       </w:pPr>
       <w:r>
@@ -940,6 +644,7 @@
     </w:p>
     <w:p>
       <w:pPr>
+        <w:pStyle w:val="Heading1"/>
         <w:keepNext/>
         <w:spacing w:after="0" w:before="0"/>
       </w:pPr>
@@ -958,87 +663,6 @@
     <w:p>
       <w:pPr>
         <w:keepNext/>
-        <w:pBdr>
-          <w:bottom w:val="single" w:color="CCCCCC" w:sz="6" w:space="4"/>
-        </w:pBdr>
-        <w:spacing w:after="0"/>
-      </w:pPr>
-      <w:r>
-        <w:rPr>
-          <w:rFonts w:ascii="Arial" w:cs="Arial" w:eastAsia="Arial" w:hAnsi="Arial"/>
-          <w:b/>
-          <w:bCs/>
-          <w:sz w:val="22"/>
-          <w:szCs w:val="22"/>
-        </w:rPr>
-        <w:t xml:space="preserve">Type: </w:t>
-      </w:r>
-      <w:r>
-        <w:rPr>
-          <w:rFonts w:ascii="Arial" w:cs="Arial" w:eastAsia="Arial" w:hAnsi="Arial"/>
-          <w:sz w:val="22"/>
-          <w:szCs w:val="22"/>
-        </w:rPr>
-        <w:t xml:space="preserve">Fill-in-the-Blank</w:t>
-      </w:r>
-      <w:r>
-        <w:rPr>
-          <w:rFonts w:ascii="Arial" w:cs="Arial" w:eastAsia="Arial" w:hAnsi="Arial"/>
-          <w:b/>
-          <w:bCs/>
-          <w:sz w:val="22"/>
-          <w:szCs w:val="22"/>
-        </w:rPr>
-        <w:t xml:space="preserve">     DOK: </w:t>
-      </w:r>
-      <w:r>
-        <w:rPr>
-          <w:rFonts w:ascii="Arial" w:cs="Arial" w:eastAsia="Arial" w:hAnsi="Arial"/>
-          <w:sz w:val="22"/>
-          <w:szCs w:val="22"/>
-        </w:rPr>
-        <w:t xml:space="preserve">1</w:t>
-      </w:r>
-      <w:r>
-        <w:rPr>
-          <w:rFonts w:ascii="Arial" w:cs="Arial" w:eastAsia="Arial" w:hAnsi="Arial"/>
-          <w:b/>
-          <w:bCs/>
-          <w:sz w:val="22"/>
-          <w:szCs w:val="22"/>
-        </w:rPr>
-        <w:t xml:space="preserve">     Standards: </w:t>
-      </w:r>
-      <w:r>
-        <w:rPr>
-          <w:rFonts w:ascii="Arial" w:cs="Arial" w:eastAsia="Arial" w:hAnsi="Arial"/>
-          <w:sz w:val="22"/>
-          <w:szCs w:val="22"/>
-        </w:rPr>
-        <w:t xml:space="preserve">CCSS.Math.Content.6.RP.A.2</w:t>
-      </w:r>
-      <w:r>
-        <w:rPr>
-          <w:rFonts w:ascii="Arial" w:cs="Arial" w:eastAsia="Arial" w:hAnsi="Arial"/>
-          <w:b/>
-          <w:bCs/>
-          <w:sz w:val="22"/>
-          <w:szCs w:val="22"/>
-        </w:rPr>
-        <w:t xml:space="preserve">     Points: </w:t>
-      </w:r>
-      <w:r>
-        <w:rPr>
-          <w:rFonts w:ascii="Arial" w:cs="Arial" w:eastAsia="Arial" w:hAnsi="Arial"/>
-          <w:sz w:val="22"/>
-          <w:szCs w:val="22"/>
-        </w:rPr>
-        <w:t xml:space="preserve">1</w:t>
-      </w:r>
-    </w:p>
-    <w:p>
-      <w:pPr>
-        <w:keepNext/>
         <w:spacing w:after="0"/>
       </w:pPr>
       <w:r>
@@ -1071,6 +695,7 @@
     </w:p>
     <w:p>
       <w:pPr>
+        <w:pStyle w:val="Heading1"/>
         <w:keepNext/>
         <w:spacing w:after="0" w:before="0"/>
       </w:pPr>
@@ -1098,87 +723,6 @@
     <w:p>
       <w:pPr>
         <w:keepNext/>
-        <w:pBdr>
-          <w:bottom w:val="single" w:color="CCCCCC" w:sz="6" w:space="4"/>
-        </w:pBdr>
-        <w:spacing w:after="0"/>
-      </w:pPr>
-      <w:r>
-        <w:rPr>
-          <w:rFonts w:ascii="Arial" w:cs="Arial" w:eastAsia="Arial" w:hAnsi="Arial"/>
-          <w:b/>
-          <w:bCs/>
-          <w:sz w:val="22"/>
-          <w:szCs w:val="22"/>
-        </w:rPr>
-        <w:t xml:space="preserve">Type: </w:t>
-      </w:r>
-      <w:r>
-        <w:rPr>
-          <w:rFonts w:ascii="Arial" w:cs="Arial" w:eastAsia="Arial" w:hAnsi="Arial"/>
-          <w:sz w:val="22"/>
-          <w:szCs w:val="22"/>
-        </w:rPr>
-        <w:t xml:space="preserve">Fill-in-the-Blank</w:t>
-      </w:r>
-      <w:r>
-        <w:rPr>
-          <w:rFonts w:ascii="Arial" w:cs="Arial" w:eastAsia="Arial" w:hAnsi="Arial"/>
-          <w:b/>
-          <w:bCs/>
-          <w:sz w:val="22"/>
-          <w:szCs w:val="22"/>
-        </w:rPr>
-        <w:t xml:space="preserve">     DOK: </w:t>
-      </w:r>
-      <w:r>
-        <w:rPr>
-          <w:rFonts w:ascii="Arial" w:cs="Arial" w:eastAsia="Arial" w:hAnsi="Arial"/>
-          <w:sz w:val="22"/>
-          <w:szCs w:val="22"/>
-        </w:rPr>
-        <w:t xml:space="preserve">2</w:t>
-      </w:r>
-      <w:r>
-        <w:rPr>
-          <w:rFonts w:ascii="Arial" w:cs="Arial" w:eastAsia="Arial" w:hAnsi="Arial"/>
-          <w:b/>
-          <w:bCs/>
-          <w:sz w:val="22"/>
-          <w:szCs w:val="22"/>
-        </w:rPr>
-        <w:t xml:space="preserve">     Standards: </w:t>
-      </w:r>
-      <w:r>
-        <w:rPr>
-          <w:rFonts w:ascii="Arial" w:cs="Arial" w:eastAsia="Arial" w:hAnsi="Arial"/>
-          <w:sz w:val="22"/>
-          <w:szCs w:val="22"/>
-        </w:rPr>
-        <w:t xml:space="preserve">CCSS.Math.Content.6.RP.A.2</w:t>
-      </w:r>
-      <w:r>
-        <w:rPr>
-          <w:rFonts w:ascii="Arial" w:cs="Arial" w:eastAsia="Arial" w:hAnsi="Arial"/>
-          <w:b/>
-          <w:bCs/>
-          <w:sz w:val="22"/>
-          <w:szCs w:val="22"/>
-        </w:rPr>
-        <w:t xml:space="preserve">     Points: </w:t>
-      </w:r>
-      <w:r>
-        <w:rPr>
-          <w:rFonts w:ascii="Arial" w:cs="Arial" w:eastAsia="Arial" w:hAnsi="Arial"/>
-          <w:sz w:val="22"/>
-          <w:szCs w:val="22"/>
-        </w:rPr>
-        <w:t xml:space="preserve">1</w:t>
-      </w:r>
-    </w:p>
-    <w:p>
-      <w:pPr>
-        <w:keepNext/>
         <w:spacing w:after="0"/>
       </w:pPr>
       <w:r>
@@ -1239,6 +783,7 @@
     </w:p>
     <w:p>
       <w:pPr>
+        <w:pStyle w:val="Heading1"/>
         <w:keepNext/>
         <w:spacing w:after="0" w:before="0"/>
       </w:pPr>
@@ -1261,87 +806,6 @@
           <w:szCs w:val="20"/>
         </w:rPr>
         <w:t xml:space="preserve">   (linked: 4A)</w:t>
-      </w:r>
-    </w:p>
-    <w:p>
-      <w:pPr>
-        <w:keepNext/>
-        <w:pBdr>
-          <w:bottom w:val="single" w:color="CCCCCC" w:sz="6" w:space="4"/>
-        </w:pBdr>
-        <w:spacing w:after="0"/>
-      </w:pPr>
-      <w:r>
-        <w:rPr>
-          <w:rFonts w:ascii="Arial" w:cs="Arial" w:eastAsia="Arial" w:hAnsi="Arial"/>
-          <w:b/>
-          <w:bCs/>
-          <w:sz w:val="22"/>
-          <w:szCs w:val="22"/>
-        </w:rPr>
-        <w:t xml:space="preserve">Type: </w:t>
-      </w:r>
-      <w:r>
-        <w:rPr>
-          <w:rFonts w:ascii="Arial" w:cs="Arial" w:eastAsia="Arial" w:hAnsi="Arial"/>
-          <w:sz w:val="22"/>
-          <w:szCs w:val="22"/>
-        </w:rPr>
-        <w:t xml:space="preserve">Multiple Choice</w:t>
-      </w:r>
-      <w:r>
-        <w:rPr>
-          <w:rFonts w:ascii="Arial" w:cs="Arial" w:eastAsia="Arial" w:hAnsi="Arial"/>
-          <w:b/>
-          <w:bCs/>
-          <w:sz w:val="22"/>
-          <w:szCs w:val="22"/>
-        </w:rPr>
-        <w:t xml:space="preserve">     DOK: </w:t>
-      </w:r>
-      <w:r>
-        <w:rPr>
-          <w:rFonts w:ascii="Arial" w:cs="Arial" w:eastAsia="Arial" w:hAnsi="Arial"/>
-          <w:sz w:val="22"/>
-          <w:szCs w:val="22"/>
-        </w:rPr>
-        <w:t xml:space="preserve">2</w:t>
-      </w:r>
-      <w:r>
-        <w:rPr>
-          <w:rFonts w:ascii="Arial" w:cs="Arial" w:eastAsia="Arial" w:hAnsi="Arial"/>
-          <w:b/>
-          <w:bCs/>
-          <w:sz w:val="22"/>
-          <w:szCs w:val="22"/>
-        </w:rPr>
-        <w:t xml:space="preserve">     Standards: </w:t>
-      </w:r>
-      <w:r>
-        <w:rPr>
-          <w:rFonts w:ascii="Arial" w:cs="Arial" w:eastAsia="Arial" w:hAnsi="Arial"/>
-          <w:sz w:val="22"/>
-          <w:szCs w:val="22"/>
-        </w:rPr>
-        <w:t xml:space="preserve">CCSS.Math.Content.6.RP.A.2</w:t>
-      </w:r>
-      <w:r>
-        <w:rPr>
-          <w:rFonts w:ascii="Arial" w:cs="Arial" w:eastAsia="Arial" w:hAnsi="Arial"/>
-          <w:b/>
-          <w:bCs/>
-          <w:sz w:val="22"/>
-          <w:szCs w:val="22"/>
-        </w:rPr>
-        <w:t xml:space="preserve">     Points: </w:t>
-      </w:r>
-      <w:r>
-        <w:rPr>
-          <w:rFonts w:ascii="Arial" w:cs="Arial" w:eastAsia="Arial" w:hAnsi="Arial"/>
-          <w:sz w:val="22"/>
-          <w:szCs w:val="22"/>
-        </w:rPr>
-        <w:t xml:space="preserve">1</w:t>
       </w:r>
     </w:p>
     <w:p>
@@ -1526,6 +990,7 @@
     </w:p>
     <w:p>
       <w:pPr>
+        <w:pStyle w:val="Heading1"/>
         <w:keepNext/>
         <w:spacing w:after="0" w:before="0"/>
       </w:pPr>
@@ -1544,69 +1009,6 @@
     <w:p>
       <w:pPr>
         <w:keepNext/>
-        <w:pBdr>
-          <w:bottom w:val="single" w:color="CCCCCC" w:sz="6" w:space="4"/>
-        </w:pBdr>
-        <w:spacing w:after="0"/>
-      </w:pPr>
-      <w:r>
-        <w:rPr>
-          <w:rFonts w:ascii="Arial" w:cs="Arial" w:eastAsia="Arial" w:hAnsi="Arial"/>
-          <w:b/>
-          <w:bCs/>
-          <w:sz w:val="22"/>
-          <w:szCs w:val="22"/>
-        </w:rPr>
-        <w:t xml:space="preserve">Type: </w:t>
-      </w:r>
-      <w:r>
-        <w:rPr>
-          <w:rFonts w:ascii="Arial" w:cs="Arial" w:eastAsia="Arial" w:hAnsi="Arial"/>
-          <w:sz w:val="22"/>
-          <w:szCs w:val="22"/>
-        </w:rPr>
-        <w:t xml:space="preserve">Cloze</w:t>
-      </w:r>
-      <w:r>
-        <w:rPr>
-          <w:rFonts w:ascii="Arial" w:cs="Arial" w:eastAsia="Arial" w:hAnsi="Arial"/>
-          <w:b/>
-          <w:bCs/>
-          <w:sz w:val="22"/>
-          <w:szCs w:val="22"/>
-        </w:rPr>
-        <w:t xml:space="preserve">     DOK: </w:t>
-      </w:r>
-      <w:r>
-        <w:rPr>
-          <w:rFonts w:ascii="Arial" w:cs="Arial" w:eastAsia="Arial" w:hAnsi="Arial"/>
-          <w:sz w:val="22"/>
-          <w:szCs w:val="22"/>
-        </w:rPr>
-        <w:t xml:space="preserve">2</w:t>
-      </w:r>
-      <w:r>
-        <w:rPr>
-          <w:rFonts w:ascii="Arial" w:cs="Arial" w:eastAsia="Arial" w:hAnsi="Arial"/>
-          <w:b/>
-          <w:bCs/>
-          <w:sz w:val="22"/>
-          <w:szCs w:val="22"/>
-        </w:rPr>
-        <w:t xml:space="preserve">     Points: </w:t>
-      </w:r>
-      <w:r>
-        <w:rPr>
-          <w:rFonts w:ascii="Arial" w:cs="Arial" w:eastAsia="Arial" w:hAnsi="Arial"/>
-          <w:sz w:val="22"/>
-          <w:szCs w:val="22"/>
-        </w:rPr>
-        <w:t xml:space="preserve">1</w:t>
-      </w:r>
-    </w:p>
-    <w:p>
-      <w:pPr>
-        <w:keepNext/>
         <w:spacing w:after="0"/>
       </w:pPr>
       <w:r>
@@ -1631,7 +1033,7 @@
           <wp:inline distT="0" distB="0" distL="0" distR="0">
             <wp:extent cx="4000500" cy="942975"/>
             <wp:effectExtent t="0" r="0" b="0" l="0"/>
-            <wp:docPr id="1" name="" descr="" title=""/>
+            <wp:docPr id="1" name="" descr="Double number line for Devon. Top line hours: 0, 1, 2, 3, 4, 5. Corresponding bottom line dollars: 0, 11, 22, 33, 44, 55." title=""/>
             <wp:cNvGraphicFramePr>
               <a:graphicFrameLocks xmlns:a="http://schemas.openxmlformats.org/drawingml/2006/main" noChangeAspect="1"/>
             </wp:cNvGraphicFramePr>
@@ -1716,6 +1118,7 @@
     </w:p>
     <w:p>
       <w:pPr>
+        <w:pStyle w:val="Heading1"/>
         <w:keepNext/>
         <w:spacing w:after="0" w:before="0"/>
       </w:pPr>
@@ -1738,87 +1141,6 @@
           <w:szCs w:val="20"/>
         </w:rPr>
         <w:t xml:space="preserve">   (linked: 6B)</w:t>
-      </w:r>
-    </w:p>
-    <w:p>
-      <w:pPr>
-        <w:keepNext/>
-        <w:pBdr>
-          <w:bottom w:val="single" w:color="CCCCCC" w:sz="6" w:space="4"/>
-        </w:pBdr>
-        <w:spacing w:after="0"/>
-      </w:pPr>
-      <w:r>
-        <w:rPr>
-          <w:rFonts w:ascii="Arial" w:cs="Arial" w:eastAsia="Arial" w:hAnsi="Arial"/>
-          <w:b/>
-          <w:bCs/>
-          <w:sz w:val="22"/>
-          <w:szCs w:val="22"/>
-        </w:rPr>
-        <w:t xml:space="preserve">Type: </w:t>
-      </w:r>
-      <w:r>
-        <w:rPr>
-          <w:rFonts w:ascii="Arial" w:cs="Arial" w:eastAsia="Arial" w:hAnsi="Arial"/>
-          <w:sz w:val="22"/>
-          <w:szCs w:val="22"/>
-        </w:rPr>
-        <w:t xml:space="preserve">Fill-in-the-Blank</w:t>
-      </w:r>
-      <w:r>
-        <w:rPr>
-          <w:rFonts w:ascii="Arial" w:cs="Arial" w:eastAsia="Arial" w:hAnsi="Arial"/>
-          <w:b/>
-          <w:bCs/>
-          <w:sz w:val="22"/>
-          <w:szCs w:val="22"/>
-        </w:rPr>
-        <w:t xml:space="preserve">     DOK: </w:t>
-      </w:r>
-      <w:r>
-        <w:rPr>
-          <w:rFonts w:ascii="Arial" w:cs="Arial" w:eastAsia="Arial" w:hAnsi="Arial"/>
-          <w:sz w:val="22"/>
-          <w:szCs w:val="22"/>
-        </w:rPr>
-        <w:t xml:space="preserve">2</w:t>
-      </w:r>
-      <w:r>
-        <w:rPr>
-          <w:rFonts w:ascii="Arial" w:cs="Arial" w:eastAsia="Arial" w:hAnsi="Arial"/>
-          <w:b/>
-          <w:bCs/>
-          <w:sz w:val="22"/>
-          <w:szCs w:val="22"/>
-        </w:rPr>
-        <w:t xml:space="preserve">     Standards: </w:t>
-      </w:r>
-      <w:r>
-        <w:rPr>
-          <w:rFonts w:ascii="Arial" w:cs="Arial" w:eastAsia="Arial" w:hAnsi="Arial"/>
-          <w:sz w:val="22"/>
-          <w:szCs w:val="22"/>
-        </w:rPr>
-        <w:t xml:space="preserve">CCSS.Math.Content.6.RP.A.3.a</w:t>
-      </w:r>
-      <w:r>
-        <w:rPr>
-          <w:rFonts w:ascii="Arial" w:cs="Arial" w:eastAsia="Arial" w:hAnsi="Arial"/>
-          <w:b/>
-          <w:bCs/>
-          <w:sz w:val="22"/>
-          <w:szCs w:val="22"/>
-        </w:rPr>
-        <w:t xml:space="preserve">     Points: </w:t>
-      </w:r>
-      <w:r>
-        <w:rPr>
-          <w:rFonts w:ascii="Arial" w:cs="Arial" w:eastAsia="Arial" w:hAnsi="Arial"/>
-          <w:sz w:val="22"/>
-          <w:szCs w:val="22"/>
-        </w:rPr>
-        <w:t xml:space="preserve">1</w:t>
       </w:r>
     </w:p>
     <w:p>
@@ -2196,6 +1518,7 @@
     </w:p>
     <w:p>
       <w:pPr>
+        <w:pStyle w:val="Heading1"/>
         <w:keepNext/>
         <w:spacing w:after="0" w:before="0"/>
       </w:pPr>
@@ -2223,87 +1546,6 @@
     <w:p>
       <w:pPr>
         <w:keepNext/>
-        <w:pBdr>
-          <w:bottom w:val="single" w:color="CCCCCC" w:sz="6" w:space="4"/>
-        </w:pBdr>
-        <w:spacing w:after="0"/>
-      </w:pPr>
-      <w:r>
-        <w:rPr>
-          <w:rFonts w:ascii="Arial" w:cs="Arial" w:eastAsia="Arial" w:hAnsi="Arial"/>
-          <w:b/>
-          <w:bCs/>
-          <w:sz w:val="22"/>
-          <w:szCs w:val="22"/>
-        </w:rPr>
-        <w:t xml:space="preserve">Type: </w:t>
-      </w:r>
-      <w:r>
-        <w:rPr>
-          <w:rFonts w:ascii="Arial" w:cs="Arial" w:eastAsia="Arial" w:hAnsi="Arial"/>
-          <w:sz w:val="22"/>
-          <w:szCs w:val="22"/>
-        </w:rPr>
-        <w:t xml:space="preserve">Essay</w:t>
-      </w:r>
-      <w:r>
-        <w:rPr>
-          <w:rFonts w:ascii="Arial" w:cs="Arial" w:eastAsia="Arial" w:hAnsi="Arial"/>
-          <w:b/>
-          <w:bCs/>
-          <w:sz w:val="22"/>
-          <w:szCs w:val="22"/>
-        </w:rPr>
-        <w:t xml:space="preserve">     DOK: </w:t>
-      </w:r>
-      <w:r>
-        <w:rPr>
-          <w:rFonts w:ascii="Arial" w:cs="Arial" w:eastAsia="Arial" w:hAnsi="Arial"/>
-          <w:sz w:val="22"/>
-          <w:szCs w:val="22"/>
-        </w:rPr>
-        <w:t xml:space="preserve">2</w:t>
-      </w:r>
-      <w:r>
-        <w:rPr>
-          <w:rFonts w:ascii="Arial" w:cs="Arial" w:eastAsia="Arial" w:hAnsi="Arial"/>
-          <w:b/>
-          <w:bCs/>
-          <w:sz w:val="22"/>
-          <w:szCs w:val="22"/>
-        </w:rPr>
-        <w:t xml:space="preserve">     Standards: </w:t>
-      </w:r>
-      <w:r>
-        <w:rPr>
-          <w:rFonts w:ascii="Arial" w:cs="Arial" w:eastAsia="Arial" w:hAnsi="Arial"/>
-          <w:sz w:val="22"/>
-          <w:szCs w:val="22"/>
-        </w:rPr>
-        <w:t xml:space="preserve">CCSS.Math.Content.6.RP.A.3.a</w:t>
-      </w:r>
-      <w:r>
-        <w:rPr>
-          <w:rFonts w:ascii="Arial" w:cs="Arial" w:eastAsia="Arial" w:hAnsi="Arial"/>
-          <w:b/>
-          <w:bCs/>
-          <w:sz w:val="22"/>
-          <w:szCs w:val="22"/>
-        </w:rPr>
-        <w:t xml:space="preserve">     Points: </w:t>
-      </w:r>
-      <w:r>
-        <w:rPr>
-          <w:rFonts w:ascii="Arial" w:cs="Arial" w:eastAsia="Arial" w:hAnsi="Arial"/>
-          <w:sz w:val="22"/>
-          <w:szCs w:val="22"/>
-        </w:rPr>
-        <w:t xml:space="preserve">1</w:t>
-      </w:r>
-    </w:p>
-    <w:p>
-      <w:pPr>
-        <w:keepNext/>
         <w:spacing w:after="0"/>
       </w:pPr>
       <w:r>
@@ -2372,6 +1614,7 @@
     </w:p>
     <w:p>
       <w:pPr>
+        <w:pStyle w:val="Heading1"/>
         <w:keepNext/>
         <w:spacing w:after="0" w:before="0"/>
       </w:pPr>
@@ -2390,87 +1633,6 @@
     <w:p>
       <w:pPr>
         <w:keepNext/>
-        <w:pBdr>
-          <w:bottom w:val="single" w:color="CCCCCC" w:sz="6" w:space="4"/>
-        </w:pBdr>
-        <w:spacing w:after="0"/>
-      </w:pPr>
-      <w:r>
-        <w:rPr>
-          <w:rFonts w:ascii="Arial" w:cs="Arial" w:eastAsia="Arial" w:hAnsi="Arial"/>
-          <w:b/>
-          <w:bCs/>
-          <w:sz w:val="22"/>
-          <w:szCs w:val="22"/>
-        </w:rPr>
-        <w:t xml:space="preserve">Type: </w:t>
-      </w:r>
-      <w:r>
-        <w:rPr>
-          <w:rFonts w:ascii="Arial" w:cs="Arial" w:eastAsia="Arial" w:hAnsi="Arial"/>
-          <w:sz w:val="22"/>
-          <w:szCs w:val="22"/>
-        </w:rPr>
-        <w:t xml:space="preserve">Coordinate Grapher</w:t>
-      </w:r>
-      <w:r>
-        <w:rPr>
-          <w:rFonts w:ascii="Arial" w:cs="Arial" w:eastAsia="Arial" w:hAnsi="Arial"/>
-          <w:b/>
-          <w:bCs/>
-          <w:sz w:val="22"/>
-          <w:szCs w:val="22"/>
-        </w:rPr>
-        <w:t xml:space="preserve">     DOK: </w:t>
-      </w:r>
-      <w:r>
-        <w:rPr>
-          <w:rFonts w:ascii="Arial" w:cs="Arial" w:eastAsia="Arial" w:hAnsi="Arial"/>
-          <w:sz w:val="22"/>
-          <w:szCs w:val="22"/>
-        </w:rPr>
-        <w:t xml:space="preserve">2</w:t>
-      </w:r>
-      <w:r>
-        <w:rPr>
-          <w:rFonts w:ascii="Arial" w:cs="Arial" w:eastAsia="Arial" w:hAnsi="Arial"/>
-          <w:b/>
-          <w:bCs/>
-          <w:sz w:val="22"/>
-          <w:szCs w:val="22"/>
-        </w:rPr>
-        <w:t xml:space="preserve">     Standards: </w:t>
-      </w:r>
-      <w:r>
-        <w:rPr>
-          <w:rFonts w:ascii="Arial" w:cs="Arial" w:eastAsia="Arial" w:hAnsi="Arial"/>
-          <w:sz w:val="22"/>
-          <w:szCs w:val="22"/>
-        </w:rPr>
-        <w:t xml:space="preserve">CCSS.Math.Content.6.RP.A.3.a</w:t>
-      </w:r>
-      <w:r>
-        <w:rPr>
-          <w:rFonts w:ascii="Arial" w:cs="Arial" w:eastAsia="Arial" w:hAnsi="Arial"/>
-          <w:b/>
-          <w:bCs/>
-          <w:sz w:val="22"/>
-          <w:szCs w:val="22"/>
-        </w:rPr>
-        <w:t xml:space="preserve">     Points: </w:t>
-      </w:r>
-      <w:r>
-        <w:rPr>
-          <w:rFonts w:ascii="Arial" w:cs="Arial" w:eastAsia="Arial" w:hAnsi="Arial"/>
-          <w:sz w:val="22"/>
-          <w:szCs w:val="22"/>
-        </w:rPr>
-        <w:t xml:space="preserve">1</w:t>
-      </w:r>
-    </w:p>
-    <w:p>
-      <w:pPr>
-        <w:keepNext/>
         <w:spacing w:after="0"/>
       </w:pPr>
       <w:r>
@@ -2495,7 +1657,7 @@
           <wp:inline distT="0" distB="0" distL="0" distR="0">
             <wp:extent cx="3143250" cy="3143250"/>
             <wp:effectExtent t="0" r="0" b="0" l="0"/>
-            <wp:docPr id="2" name="" descr="" title=""/>
+            <wp:docPr id="2" name="" descr="Blank coordinate grid. Horizontal axis Number of Pages from 0 to 7 by 1; vertical axis Number of Stickers from 0 to 16 by 2." title=""/>
             <wp:cNvGraphicFramePr>
               <a:graphicFrameLocks xmlns:a="http://schemas.openxmlformats.org/drawingml/2006/main" noChangeAspect="1"/>
             </wp:cNvGraphicFramePr>
@@ -2538,6 +1700,7 @@
     </w:p>
     <w:p>
       <w:pPr>
+        <w:pStyle w:val="Heading1"/>
         <w:keepNext/>
         <w:spacing w:after="0" w:before="0"/>
       </w:pPr>
@@ -2560,87 +1723,6 @@
           <w:szCs w:val="20"/>
         </w:rPr>
         <w:t xml:space="preserve">   (linked: 8B)</w:t>
-      </w:r>
-    </w:p>
-    <w:p>
-      <w:pPr>
-        <w:keepNext/>
-        <w:pBdr>
-          <w:bottom w:val="single" w:color="CCCCCC" w:sz="6" w:space="4"/>
-        </w:pBdr>
-        <w:spacing w:after="0"/>
-      </w:pPr>
-      <w:r>
-        <w:rPr>
-          <w:rFonts w:ascii="Arial" w:cs="Arial" w:eastAsia="Arial" w:hAnsi="Arial"/>
-          <w:b/>
-          <w:bCs/>
-          <w:sz w:val="22"/>
-          <w:szCs w:val="22"/>
-        </w:rPr>
-        <w:t xml:space="preserve">Type: </w:t>
-      </w:r>
-      <w:r>
-        <w:rPr>
-          <w:rFonts w:ascii="Arial" w:cs="Arial" w:eastAsia="Arial" w:hAnsi="Arial"/>
-          <w:sz w:val="22"/>
-          <w:szCs w:val="22"/>
-        </w:rPr>
-        <w:t xml:space="preserve">Fill-in-the-Blank</w:t>
-      </w:r>
-      <w:r>
-        <w:rPr>
-          <w:rFonts w:ascii="Arial" w:cs="Arial" w:eastAsia="Arial" w:hAnsi="Arial"/>
-          <w:b/>
-          <w:bCs/>
-          <w:sz w:val="22"/>
-          <w:szCs w:val="22"/>
-        </w:rPr>
-        <w:t xml:space="preserve">     DOK: </w:t>
-      </w:r>
-      <w:r>
-        <w:rPr>
-          <w:rFonts w:ascii="Arial" w:cs="Arial" w:eastAsia="Arial" w:hAnsi="Arial"/>
-          <w:sz w:val="22"/>
-          <w:szCs w:val="22"/>
-        </w:rPr>
-        <w:t xml:space="preserve">2</w:t>
-      </w:r>
-      <w:r>
-        <w:rPr>
-          <w:rFonts w:ascii="Arial" w:cs="Arial" w:eastAsia="Arial" w:hAnsi="Arial"/>
-          <w:b/>
-          <w:bCs/>
-          <w:sz w:val="22"/>
-          <w:szCs w:val="22"/>
-        </w:rPr>
-        <w:t xml:space="preserve">     Standards: </w:t>
-      </w:r>
-      <w:r>
-        <w:rPr>
-          <w:rFonts w:ascii="Arial" w:cs="Arial" w:eastAsia="Arial" w:hAnsi="Arial"/>
-          <w:sz w:val="22"/>
-          <w:szCs w:val="22"/>
-        </w:rPr>
-        <w:t xml:space="preserve">CCSS.Math.Content.6.RP.A.3.a</w:t>
-      </w:r>
-      <w:r>
-        <w:rPr>
-          <w:rFonts w:ascii="Arial" w:cs="Arial" w:eastAsia="Arial" w:hAnsi="Arial"/>
-          <w:b/>
-          <w:bCs/>
-          <w:sz w:val="22"/>
-          <w:szCs w:val="22"/>
-        </w:rPr>
-        <w:t xml:space="preserve">     Points: </w:t>
-      </w:r>
-      <w:r>
-        <w:rPr>
-          <w:rFonts w:ascii="Arial" w:cs="Arial" w:eastAsia="Arial" w:hAnsi="Arial"/>
-          <w:sz w:val="22"/>
-          <w:szCs w:val="22"/>
-        </w:rPr>
-        <w:t xml:space="preserve">1</w:t>
       </w:r>
     </w:p>
     <w:p>
@@ -3146,6 +2228,7 @@
     </w:p>
     <w:p>
       <w:pPr>
+        <w:pStyle w:val="Heading1"/>
         <w:keepNext/>
         <w:spacing w:after="0" w:before="0"/>
       </w:pPr>
@@ -3173,87 +2256,6 @@
     <w:p>
       <w:pPr>
         <w:keepNext/>
-        <w:pBdr>
-          <w:bottom w:val="single" w:color="CCCCCC" w:sz="6" w:space="4"/>
-        </w:pBdr>
-        <w:spacing w:after="0"/>
-      </w:pPr>
-      <w:r>
-        <w:rPr>
-          <w:rFonts w:ascii="Arial" w:cs="Arial" w:eastAsia="Arial" w:hAnsi="Arial"/>
-          <w:b/>
-          <w:bCs/>
-          <w:sz w:val="22"/>
-          <w:szCs w:val="22"/>
-        </w:rPr>
-        <w:t xml:space="preserve">Type: </w:t>
-      </w:r>
-      <w:r>
-        <w:rPr>
-          <w:rFonts w:ascii="Arial" w:cs="Arial" w:eastAsia="Arial" w:hAnsi="Arial"/>
-          <w:sz w:val="22"/>
-          <w:szCs w:val="22"/>
-        </w:rPr>
-        <w:t xml:space="preserve">Fill-in-the-Blank</w:t>
-      </w:r>
-      <w:r>
-        <w:rPr>
-          <w:rFonts w:ascii="Arial" w:cs="Arial" w:eastAsia="Arial" w:hAnsi="Arial"/>
-          <w:b/>
-          <w:bCs/>
-          <w:sz w:val="22"/>
-          <w:szCs w:val="22"/>
-        </w:rPr>
-        <w:t xml:space="preserve">     DOK: </w:t>
-      </w:r>
-      <w:r>
-        <w:rPr>
-          <w:rFonts w:ascii="Arial" w:cs="Arial" w:eastAsia="Arial" w:hAnsi="Arial"/>
-          <w:sz w:val="22"/>
-          <w:szCs w:val="22"/>
-        </w:rPr>
-        <w:t xml:space="preserve">2</w:t>
-      </w:r>
-      <w:r>
-        <w:rPr>
-          <w:rFonts w:ascii="Arial" w:cs="Arial" w:eastAsia="Arial" w:hAnsi="Arial"/>
-          <w:b/>
-          <w:bCs/>
-          <w:sz w:val="22"/>
-          <w:szCs w:val="22"/>
-        </w:rPr>
-        <w:t xml:space="preserve">     Standards: </w:t>
-      </w:r>
-      <w:r>
-        <w:rPr>
-          <w:rFonts w:ascii="Arial" w:cs="Arial" w:eastAsia="Arial" w:hAnsi="Arial"/>
-          <w:sz w:val="22"/>
-          <w:szCs w:val="22"/>
-        </w:rPr>
-        <w:t xml:space="preserve">CCSS.Math.Content.6.RP.A.3.a</w:t>
-      </w:r>
-      <w:r>
-        <w:rPr>
-          <w:rFonts w:ascii="Arial" w:cs="Arial" w:eastAsia="Arial" w:hAnsi="Arial"/>
-          <w:b/>
-          <w:bCs/>
-          <w:sz w:val="22"/>
-          <w:szCs w:val="22"/>
-        </w:rPr>
-        <w:t xml:space="preserve">     Points: </w:t>
-      </w:r>
-      <w:r>
-        <w:rPr>
-          <w:rFonts w:ascii="Arial" w:cs="Arial" w:eastAsia="Arial" w:hAnsi="Arial"/>
-          <w:sz w:val="22"/>
-          <w:szCs w:val="22"/>
-        </w:rPr>
-        <w:t xml:space="preserve">1</w:t>
-      </w:r>
-    </w:p>
-    <w:p>
-      <w:pPr>
-        <w:keepNext/>
         <w:spacing w:after="0"/>
       </w:pPr>
       <w:r>
@@ -3286,6 +2288,7 @@
     </w:p>
     <w:p>
       <w:pPr>
+        <w:pStyle w:val="Heading1"/>
         <w:keepNext/>
         <w:spacing w:after="0" w:before="0"/>
       </w:pPr>
@@ -3304,87 +2307,6 @@
     <w:p>
       <w:pPr>
         <w:keepNext/>
-        <w:pBdr>
-          <w:bottom w:val="single" w:color="CCCCCC" w:sz="6" w:space="4"/>
-        </w:pBdr>
-        <w:spacing w:after="0"/>
-      </w:pPr>
-      <w:r>
-        <w:rPr>
-          <w:rFonts w:ascii="Arial" w:cs="Arial" w:eastAsia="Arial" w:hAnsi="Arial"/>
-          <w:b/>
-          <w:bCs/>
-          <w:sz w:val="22"/>
-          <w:szCs w:val="22"/>
-        </w:rPr>
-        <w:t xml:space="preserve">Type: </w:t>
-      </w:r>
-      <w:r>
-        <w:rPr>
-          <w:rFonts w:ascii="Arial" w:cs="Arial" w:eastAsia="Arial" w:hAnsi="Arial"/>
-          <w:sz w:val="22"/>
-          <w:szCs w:val="22"/>
-        </w:rPr>
-        <w:t xml:space="preserve">Fill-in-the-Blank</w:t>
-      </w:r>
-      <w:r>
-        <w:rPr>
-          <w:rFonts w:ascii="Arial" w:cs="Arial" w:eastAsia="Arial" w:hAnsi="Arial"/>
-          <w:b/>
-          <w:bCs/>
-          <w:sz w:val="22"/>
-          <w:szCs w:val="22"/>
-        </w:rPr>
-        <w:t xml:space="preserve">     DOK: </w:t>
-      </w:r>
-      <w:r>
-        <w:rPr>
-          <w:rFonts w:ascii="Arial" w:cs="Arial" w:eastAsia="Arial" w:hAnsi="Arial"/>
-          <w:sz w:val="22"/>
-          <w:szCs w:val="22"/>
-        </w:rPr>
-        <w:t xml:space="preserve">2</w:t>
-      </w:r>
-      <w:r>
-        <w:rPr>
-          <w:rFonts w:ascii="Arial" w:cs="Arial" w:eastAsia="Arial" w:hAnsi="Arial"/>
-          <w:b/>
-          <w:bCs/>
-          <w:sz w:val="22"/>
-          <w:szCs w:val="22"/>
-        </w:rPr>
-        <w:t xml:space="preserve">     Standards: </w:t>
-      </w:r>
-      <w:r>
-        <w:rPr>
-          <w:rFonts w:ascii="Arial" w:cs="Arial" w:eastAsia="Arial" w:hAnsi="Arial"/>
-          <w:sz w:val="22"/>
-          <w:szCs w:val="22"/>
-        </w:rPr>
-        <w:t xml:space="preserve">CCSS.Math.Content.6.RP.A.3.b</w:t>
-      </w:r>
-      <w:r>
-        <w:rPr>
-          <w:rFonts w:ascii="Arial" w:cs="Arial" w:eastAsia="Arial" w:hAnsi="Arial"/>
-          <w:b/>
-          <w:bCs/>
-          <w:sz w:val="22"/>
-          <w:szCs w:val="22"/>
-        </w:rPr>
-        <w:t xml:space="preserve">     Points: </w:t>
-      </w:r>
-      <w:r>
-        <w:rPr>
-          <w:rFonts w:ascii="Arial" w:cs="Arial" w:eastAsia="Arial" w:hAnsi="Arial"/>
-          <w:sz w:val="22"/>
-          <w:szCs w:val="22"/>
-        </w:rPr>
-        <w:t xml:space="preserve">1</w:t>
-      </w:r>
-    </w:p>
-    <w:p>
-      <w:pPr>
-        <w:keepNext/>
         <w:spacing w:after="0"/>
       </w:pPr>
       <w:r>
@@ -3431,6 +2353,7 @@
     </w:p>
     <w:p>
       <w:pPr>
+        <w:pStyle w:val="Heading1"/>
         <w:keepNext/>
         <w:spacing w:after="0" w:before="0"/>
       </w:pPr>
@@ -3449,87 +2372,6 @@
     <w:p>
       <w:pPr>
         <w:keepNext/>
-        <w:pBdr>
-          <w:bottom w:val="single" w:color="CCCCCC" w:sz="6" w:space="4"/>
-        </w:pBdr>
-        <w:spacing w:after="0"/>
-      </w:pPr>
-      <w:r>
-        <w:rPr>
-          <w:rFonts w:ascii="Arial" w:cs="Arial" w:eastAsia="Arial" w:hAnsi="Arial"/>
-          <w:b/>
-          <w:bCs/>
-          <w:sz w:val="22"/>
-          <w:szCs w:val="22"/>
-        </w:rPr>
-        <w:t xml:space="preserve">Type: </w:t>
-      </w:r>
-      <w:r>
-        <w:rPr>
-          <w:rFonts w:ascii="Arial" w:cs="Arial" w:eastAsia="Arial" w:hAnsi="Arial"/>
-          <w:sz w:val="22"/>
-          <w:szCs w:val="22"/>
-        </w:rPr>
-        <w:t xml:space="preserve">Essay</w:t>
-      </w:r>
-      <w:r>
-        <w:rPr>
-          <w:rFonts w:ascii="Arial" w:cs="Arial" w:eastAsia="Arial" w:hAnsi="Arial"/>
-          <w:b/>
-          <w:bCs/>
-          <w:sz w:val="22"/>
-          <w:szCs w:val="22"/>
-        </w:rPr>
-        <w:t xml:space="preserve">     DOK: </w:t>
-      </w:r>
-      <w:r>
-        <w:rPr>
-          <w:rFonts w:ascii="Arial" w:cs="Arial" w:eastAsia="Arial" w:hAnsi="Arial"/>
-          <w:sz w:val="22"/>
-          <w:szCs w:val="22"/>
-        </w:rPr>
-        <w:t xml:space="preserve">3</w:t>
-      </w:r>
-      <w:r>
-        <w:rPr>
-          <w:rFonts w:ascii="Arial" w:cs="Arial" w:eastAsia="Arial" w:hAnsi="Arial"/>
-          <w:b/>
-          <w:bCs/>
-          <w:sz w:val="22"/>
-          <w:szCs w:val="22"/>
-        </w:rPr>
-        <w:t xml:space="preserve">     Standards: </w:t>
-      </w:r>
-      <w:r>
-        <w:rPr>
-          <w:rFonts w:ascii="Arial" w:cs="Arial" w:eastAsia="Arial" w:hAnsi="Arial"/>
-          <w:sz w:val="22"/>
-          <w:szCs w:val="22"/>
-        </w:rPr>
-        <w:t xml:space="preserve">CCSS.Math.Content.6.RP.A.3.b</w:t>
-      </w:r>
-      <w:r>
-        <w:rPr>
-          <w:rFonts w:ascii="Arial" w:cs="Arial" w:eastAsia="Arial" w:hAnsi="Arial"/>
-          <w:b/>
-          <w:bCs/>
-          <w:sz w:val="22"/>
-          <w:szCs w:val="22"/>
-        </w:rPr>
-        <w:t xml:space="preserve">     Points: </w:t>
-      </w:r>
-      <w:r>
-        <w:rPr>
-          <w:rFonts w:ascii="Arial" w:cs="Arial" w:eastAsia="Arial" w:hAnsi="Arial"/>
-          <w:sz w:val="22"/>
-          <w:szCs w:val="22"/>
-        </w:rPr>
-        <w:t xml:space="preserve">1</w:t>
-      </w:r>
-    </w:p>
-    <w:p>
-      <w:pPr>
-        <w:keepNext/>
         <w:spacing w:after="0"/>
       </w:pPr>
       <w:r>
@@ -3608,6 +2450,7 @@
     </w:p>
     <w:p>
       <w:pPr>
+        <w:pStyle w:val="Heading1"/>
         <w:keepNext/>
         <w:spacing w:after="0" w:before="0"/>
       </w:pPr>
@@ -3626,96 +2469,15 @@
     <w:p>
       <w:pPr>
         <w:keepNext/>
-        <w:pBdr>
-          <w:bottom w:val="single" w:color="CCCCCC" w:sz="6" w:space="4"/>
-        </w:pBdr>
-        <w:spacing w:after="0"/>
-      </w:pPr>
-      <w:r>
-        <w:rPr>
-          <w:rFonts w:ascii="Arial" w:cs="Arial" w:eastAsia="Arial" w:hAnsi="Arial"/>
-          <w:b/>
-          <w:bCs/>
-          <w:sz w:val="22"/>
-          <w:szCs w:val="22"/>
-        </w:rPr>
-        <w:t xml:space="preserve">Type: </w:t>
-      </w:r>
-      <w:r>
-        <w:rPr>
-          <w:rFonts w:ascii="Arial" w:cs="Arial" w:eastAsia="Arial" w:hAnsi="Arial"/>
-          <w:sz w:val="22"/>
-          <w:szCs w:val="22"/>
-        </w:rPr>
-        <w:t xml:space="preserve">Multiple Choice</w:t>
-      </w:r>
-      <w:r>
-        <w:rPr>
-          <w:rFonts w:ascii="Arial" w:cs="Arial" w:eastAsia="Arial" w:hAnsi="Arial"/>
-          <w:b/>
-          <w:bCs/>
-          <w:sz w:val="22"/>
-          <w:szCs w:val="22"/>
-        </w:rPr>
-        <w:t xml:space="preserve">     DOK: </w:t>
-      </w:r>
-      <w:r>
-        <w:rPr>
-          <w:rFonts w:ascii="Arial" w:cs="Arial" w:eastAsia="Arial" w:hAnsi="Arial"/>
-          <w:sz w:val="22"/>
-          <w:szCs w:val="22"/>
-        </w:rPr>
-        <w:t xml:space="preserve">2</w:t>
-      </w:r>
-      <w:r>
-        <w:rPr>
-          <w:rFonts w:ascii="Arial" w:cs="Arial" w:eastAsia="Arial" w:hAnsi="Arial"/>
-          <w:b/>
-          <w:bCs/>
-          <w:sz w:val="22"/>
-          <w:szCs w:val="22"/>
-        </w:rPr>
-        <w:t xml:space="preserve">     Standards: </w:t>
-      </w:r>
-      <w:r>
-        <w:rPr>
-          <w:rFonts w:ascii="Arial" w:cs="Arial" w:eastAsia="Arial" w:hAnsi="Arial"/>
-          <w:sz w:val="22"/>
-          <w:szCs w:val="22"/>
-        </w:rPr>
-        <w:t xml:space="preserve">CCSS.Math.Content.6.RP.A.3.d</w:t>
-      </w:r>
-      <w:r>
-        <w:rPr>
-          <w:rFonts w:ascii="Arial" w:cs="Arial" w:eastAsia="Arial" w:hAnsi="Arial"/>
-          <w:b/>
-          <w:bCs/>
-          <w:sz w:val="22"/>
-          <w:szCs w:val="22"/>
-        </w:rPr>
-        <w:t xml:space="preserve">     Points: </w:t>
-      </w:r>
-      <w:r>
-        <w:rPr>
-          <w:rFonts w:ascii="Arial" w:cs="Arial" w:eastAsia="Arial" w:hAnsi="Arial"/>
-          <w:sz w:val="22"/>
-          <w:szCs w:val="22"/>
-        </w:rPr>
-        <w:t xml:space="preserve">1</w:t>
-      </w:r>
-    </w:p>
-    <w:p>
-      <w:pPr>
-        <w:keepNext/>
-        <w:spacing w:after="0"/>
-      </w:pPr>
-      <w:r>
-        <w:rPr>
-          <w:rFonts w:ascii="Arial" w:cs="Arial" w:eastAsia="Arial" w:hAnsi="Arial"/>
-          <w:sz w:val="22"/>
-          <w:szCs w:val="22"/>
-        </w:rPr>
-        <w:t xml:space="preserve">Tanya does squats with 60-kilogram weights. Which is the best approximation for the number of pounds that Tanya uses for her squats? Access the reference sheet for measurement conversions. Choose the correct answer.</w:t>
+        <w:spacing w:after="0"/>
+      </w:pPr>
+      <w:r>
+        <w:rPr>
+          <w:rFonts w:ascii="Arial" w:cs="Arial" w:eastAsia="Arial" w:hAnsi="Arial"/>
+          <w:sz w:val="22"/>
+          <w:szCs w:val="22"/>
+        </w:rPr>
+        <w:t>Tanya does squats with 60-kilogram weights. Which is the best approximation for the number of pounds that Tanya uses for her squats? Use the attached Unit 3 Test Version B Reference Sheet. Choose the correct answer.</w:t>
       </w:r>
     </w:p>
     <w:tbl>
@@ -3886,6 +2648,7 @@
     </w:p>
     <w:p>
       <w:pPr>
+        <w:pStyle w:val="Heading1"/>
         <w:keepNext/>
         <w:spacing w:after="0" w:before="0"/>
       </w:pPr>
@@ -3913,51 +2676,6 @@
     <w:p>
       <w:pPr>
         <w:keepNext/>
-        <w:pBdr>
-          <w:bottom w:val="single" w:color="CCCCCC" w:sz="6" w:space="4"/>
-        </w:pBdr>
-        <w:spacing w:after="0"/>
-      </w:pPr>
-      <w:r>
-        <w:rPr>
-          <w:rFonts w:ascii="Arial" w:cs="Arial" w:eastAsia="Arial" w:hAnsi="Arial"/>
-          <w:b/>
-          <w:bCs/>
-          <w:sz w:val="22"/>
-          <w:szCs w:val="22"/>
-        </w:rPr>
-        <w:t xml:space="preserve">Type: </w:t>
-      </w:r>
-      <w:r>
-        <w:rPr>
-          <w:rFonts w:ascii="Arial" w:cs="Arial" w:eastAsia="Arial" w:hAnsi="Arial"/>
-          <w:sz w:val="22"/>
-          <w:szCs w:val="22"/>
-        </w:rPr>
-        <w:t xml:space="preserve">Essay</w:t>
-      </w:r>
-      <w:r>
-        <w:rPr>
-          <w:rFonts w:ascii="Arial" w:cs="Arial" w:eastAsia="Arial" w:hAnsi="Arial"/>
-          <w:b/>
-          <w:bCs/>
-          <w:sz w:val="22"/>
-          <w:szCs w:val="22"/>
-        </w:rPr>
-        <w:t xml:space="preserve">     Points: </w:t>
-      </w:r>
-      <w:r>
-        <w:rPr>
-          <w:rFonts w:ascii="Arial" w:cs="Arial" w:eastAsia="Arial" w:hAnsi="Arial"/>
-          <w:sz w:val="22"/>
-          <w:szCs w:val="22"/>
-        </w:rPr>
-        <w:t xml:space="preserve">2</w:t>
-      </w:r>
-    </w:p>
-    <w:p>
-      <w:pPr>
-        <w:keepNext/>
         <w:spacing w:after="0"/>
       </w:pPr>
       <w:r>
@@ -4010,7 +2728,7 @@
           <wp:inline distT="0" distB="0" distL="0" distR="0">
             <wp:extent cx="5143500" cy="2676525"/>
             <wp:effectExtent t="0" r="0" b="0" l="0"/>
-            <wp:docPr id="3" name="" descr="" title=""/>
+            <wp:docPr id="3" name="" descr="Student tape diagram: Muffins row has 7 equal boxes; Bagels row has 4 equal boxes. The student says there are 3 more muffins than bagels, so every group has 3 extra muffins. With 42 muffins, the student subtracts 3 and claims 39 bagels. This is the work to critique." title=""/>
             <wp:cNvGraphicFramePr>
               <a:graphicFrameLocks xmlns:a="http://schemas.openxmlformats.org/drawingml/2006/main" noChangeAspect="1"/>
             </wp:cNvGraphicFramePr>
@@ -4132,6 +2850,7 @@
     </w:p>
     <w:p>
       <w:pPr>
+        <w:pStyle w:val="Heading1"/>
         <w:keepNext/>
         <w:spacing w:after="0" w:before="0"/>
       </w:pPr>
@@ -4159,51 +2878,6 @@
     <w:p>
       <w:pPr>
         <w:keepNext/>
-        <w:pBdr>
-          <w:bottom w:val="single" w:color="CCCCCC" w:sz="6" w:space="4"/>
-        </w:pBdr>
-        <w:spacing w:after="0"/>
-      </w:pPr>
-      <w:r>
-        <w:rPr>
-          <w:rFonts w:ascii="Arial" w:cs="Arial" w:eastAsia="Arial" w:hAnsi="Arial"/>
-          <w:b/>
-          <w:bCs/>
-          <w:sz w:val="22"/>
-          <w:szCs w:val="22"/>
-        </w:rPr>
-        <w:t xml:space="preserve">Type: </w:t>
-      </w:r>
-      <w:r>
-        <w:rPr>
-          <w:rFonts w:ascii="Arial" w:cs="Arial" w:eastAsia="Arial" w:hAnsi="Arial"/>
-          <w:sz w:val="22"/>
-          <w:szCs w:val="22"/>
-        </w:rPr>
-        <w:t xml:space="preserve">Drawing</w:t>
-      </w:r>
-      <w:r>
-        <w:rPr>
-          <w:rFonts w:ascii="Arial" w:cs="Arial" w:eastAsia="Arial" w:hAnsi="Arial"/>
-          <w:b/>
-          <w:bCs/>
-          <w:sz w:val="22"/>
-          <w:szCs w:val="22"/>
-        </w:rPr>
-        <w:t xml:space="preserve">     Points: </w:t>
-      </w:r>
-      <w:r>
-        <w:rPr>
-          <w:rFonts w:ascii="Arial" w:cs="Arial" w:eastAsia="Arial" w:hAnsi="Arial"/>
-          <w:sz w:val="22"/>
-          <w:szCs w:val="22"/>
-        </w:rPr>
-        <w:t xml:space="preserve">1</w:t>
-      </w:r>
-    </w:p>
-    <w:p>
-      <w:pPr>
-        <w:keepNext/>
         <w:spacing w:after="0"/>
       </w:pPr>
       <w:r>
@@ -4228,7 +2902,7 @@
           <wp:inline distT="0" distB="0" distL="0" distR="0">
             <wp:extent cx="4000500" cy="1466850"/>
             <wp:effectExtent t="0" r="0" b="0" l="0"/>
-            <wp:docPr id="4" name="" descr="" title=""/>
+            <wp:docPr id="4" name="" descr="Blank tape diagram to label: Muffins row has 7 equal boxes; Bagels row has 4 boxes of the same size." title=""/>
             <wp:cNvGraphicFramePr>
               <a:graphicFrameLocks xmlns:a="http://schemas.openxmlformats.org/drawingml/2006/main" noChangeAspect="1"/>
             </wp:cNvGraphicFramePr>
@@ -4271,6 +2945,7 @@
     </w:p>
     <w:p>
       <w:pPr>
+        <w:pStyle w:val="Heading1"/>
         <w:keepNext/>
         <w:spacing w:after="0" w:before="0"/>
       </w:pPr>
@@ -4284,87 +2959,6 @@
           <w:szCs w:val="30"/>
         </w:rPr>
         <w:t xml:space="preserve">Question 13</w:t>
-      </w:r>
-    </w:p>
-    <w:p>
-      <w:pPr>
-        <w:keepNext/>
-        <w:pBdr>
-          <w:bottom w:val="single" w:color="CCCCCC" w:sz="6" w:space="4"/>
-        </w:pBdr>
-        <w:spacing w:after="0"/>
-      </w:pPr>
-      <w:r>
-        <w:rPr>
-          <w:rFonts w:ascii="Arial" w:cs="Arial" w:eastAsia="Arial" w:hAnsi="Arial"/>
-          <w:b/>
-          <w:bCs/>
-          <w:sz w:val="22"/>
-          <w:szCs w:val="22"/>
-        </w:rPr>
-        <w:t xml:space="preserve">Type: </w:t>
-      </w:r>
-      <w:r>
-        <w:rPr>
-          <w:rFonts w:ascii="Arial" w:cs="Arial" w:eastAsia="Arial" w:hAnsi="Arial"/>
-          <w:sz w:val="22"/>
-          <w:szCs w:val="22"/>
-        </w:rPr>
-        <w:t xml:space="preserve">Fill-in-the-Blank</w:t>
-      </w:r>
-      <w:r>
-        <w:rPr>
-          <w:rFonts w:ascii="Arial" w:cs="Arial" w:eastAsia="Arial" w:hAnsi="Arial"/>
-          <w:b/>
-          <w:bCs/>
-          <w:sz w:val="22"/>
-          <w:szCs w:val="22"/>
-        </w:rPr>
-        <w:t xml:space="preserve">     DOK: </w:t>
-      </w:r>
-      <w:r>
-        <w:rPr>
-          <w:rFonts w:ascii="Arial" w:cs="Arial" w:eastAsia="Arial" w:hAnsi="Arial"/>
-          <w:sz w:val="22"/>
-          <w:szCs w:val="22"/>
-        </w:rPr>
-        <w:t xml:space="preserve">1</w:t>
-      </w:r>
-      <w:r>
-        <w:rPr>
-          <w:rFonts w:ascii="Arial" w:cs="Arial" w:eastAsia="Arial" w:hAnsi="Arial"/>
-          <w:b/>
-          <w:bCs/>
-          <w:sz w:val="22"/>
-          <w:szCs w:val="22"/>
-        </w:rPr>
-        <w:t xml:space="preserve">     Standards: </w:t>
-      </w:r>
-      <w:r>
-        <w:rPr>
-          <w:rFonts w:ascii="Arial" w:cs="Arial" w:eastAsia="Arial" w:hAnsi="Arial"/>
-          <w:sz w:val="22"/>
-          <w:szCs w:val="22"/>
-        </w:rPr>
-        <w:t xml:space="preserve">CCSS.Math.Content.6.RP.A.3.d</w:t>
-      </w:r>
-      <w:r>
-        <w:rPr>
-          <w:rFonts w:ascii="Arial" w:cs="Arial" w:eastAsia="Arial" w:hAnsi="Arial"/>
-          <w:b/>
-          <w:bCs/>
-          <w:sz w:val="22"/>
-          <w:szCs w:val="22"/>
-        </w:rPr>
-        <w:t xml:space="preserve">     Points: </w:t>
-      </w:r>
-      <w:r>
-        <w:rPr>
-          <w:rFonts w:ascii="Arial" w:cs="Arial" w:eastAsia="Arial" w:hAnsi="Arial"/>
-          <w:sz w:val="22"/>
-          <w:szCs w:val="22"/>
-        </w:rPr>
-        <w:t xml:space="preserve">1</w:t>
       </w:r>
     </w:p>
     <w:p>
@@ -4606,26 +3200,22 @@
     </w:rPr>
   </w:style>
   <w:style w:type="paragraph" w:styleId="Heading1">
-    <w:name w:val="Heading 1"/>
+    <w:name w:val="heading 1"/>
     <w:basedOn w:val="Normal"/>
-    <w:next w:val="Normal"/>
-    <w:qFormat/>
-    <w:rPr>
-      <w:color w:val="2E74B5"/>
-      <w:sz w:val="32"/>
-      <w:szCs w:val="32"/>
-    </w:rPr>
+    <w:pPr>
+      <w:outlineLvl w:val="0"/>
+      <w:keepNext w:val="0"/>
+      <w:keepLines w:val="0"/>
+    </w:pPr>
   </w:style>
   <w:style w:type="paragraph" w:styleId="Heading2">
-    <w:name w:val="Heading 2"/>
+    <w:name w:val="heading 2"/>
     <w:basedOn w:val="Normal"/>
-    <w:next w:val="Normal"/>
-    <w:qFormat/>
-    <w:rPr>
-      <w:color w:val="2E74B5"/>
-      <w:sz w:val="26"/>
-      <w:szCs w:val="26"/>
-    </w:rPr>
+    <w:pPr>
+      <w:outlineLvl w:val="1"/>
+      <w:keepNext w:val="0"/>
+      <w:keepLines w:val="0"/>
+    </w:pPr>
   </w:style>
   <w:style w:type="paragraph" w:styleId="Heading3">
     <w:name w:val="Heading 3"/>
